--- a/docs/portfolio/entrega-final-portifolio-atualizado.docx
+++ b/docs/portfolio/entrega-final-portifolio-atualizado.docx
@@ -24,6 +24,11 @@
     <w:p>
       <w:r>
         <w:t>Linha de projeto: Web Apps</w:t>
+      </w:r>
+    </w:p>
+    <w:p>
+      <w:r>
+        <w:t>Professor orientador: Diogo Winck</w:t>
       </w:r>
     </w:p>
     <w:p>
@@ -536,7 +541,7 @@
           </w:tcPr>
           <w:p>
             <w:r>
-              <w:t>Como gravar a demo</w:t>
+              <w:t>Evidências de produção</w:t>
             </w:r>
           </w:p>
         </w:tc>
@@ -546,7 +551,7 @@
           </w:tcPr>
           <w:p>
             <w:r>
-              <w:t>https://github.com/zilioalberto/Configurador_Paineis_Eletricos/blob/main/docs/portfolio/gravacao-demo.md</w:t>
+              <w:t>https://github.com/zilioalberto/Configurador_Paineis_Eletricos/blob/main/docs/portfolio/evidencias-producao/README.md</w:t>
             </w:r>
           </w:p>
         </w:tc>
@@ -1114,7 +1119,7 @@
         <w:pStyle w:val="Heading1"/>
       </w:pPr>
       <w:r>
-        <w:t>5. Verificação do checklist do professor</w:t>
+        <w:t>5. Verificação do checklist de avaliação</w:t>
       </w:r>
     </w:p>
     <w:tbl>
@@ -1695,7 +1700,7 @@
     </w:p>
     <w:p>
       <w:r>
-        <w:t>A entrega reúne aplicação pública, repositório, documentação técnica, RFC, CI/CD, cobertura de testes, análise SonarCloud, observabilidade, credencial de avaliação e evidências do roteiro executado em produção. Antes do envio ao professor, falta apenas anexar evidências visuais dos painéis técnicos quando algum painel não estiver público para o avaliador.</w:t>
+        <w:t>A entrega reúne aplicação pública, repositório, documentação técnica, RFC, CI/CD, cobertura de testes, análise SonarCloud, observabilidade, credencial de avaliação e evidências do roteiro executado em produção. Antes do envio final, falta apenas anexar evidências visuais dos painéis técnicos quando algum painel não estiver público para o avaliador.</w:t>
       </w:r>
     </w:p>
     <w:sectPr>
